--- a/Files/05 - Devarim/02 - Vaeschanan/5783/Vaeschanan 5783.docx
+++ b/Files/05 - Devarim/02 - Vaeschanan/5783/Vaeschanan 5783.docx
@@ -947,7 +947,7 @@
         <w:rPr>
           <w:rFonts w:ascii="Times New Roman" w:hAnsi="Times New Roman" w:cs="Times New Roman"/>
         </w:rPr>
-        <w:t xml:space="preserve"> shul, on whatever they have as a depiction of the</w:t>
+        <w:t xml:space="preserve"> shul, on whatever they have as a depiction of the </w:t>
       </w:r>
       <w:r>
         <w:rPr>
@@ -1580,7 +1580,7 @@
         <w:rPr>
           <w:rFonts w:ascii="Times New Roman" w:hAnsi="Times New Roman" w:cs="Times New Roman"/>
         </w:rPr>
-        <w:t>, not</w:t>
+        <w:t xml:space="preserve">, not </w:t>
       </w:r>
       <w:r>
         <w:rPr>
@@ -2253,7 +2253,7 @@
         <w:rPr>
           <w:rFonts w:ascii="Times New Roman" w:hAnsi="Times New Roman" w:cs="Times New Roman"/>
         </w:rPr>
-        <w:t xml:space="preserve"> better, and we will indeed be</w:t>
+        <w:t xml:space="preserve"> better, and we will indeed be </w:t>
       </w:r>
       <w:r>
         <w:rPr>

--- a/Files/05 - Devarim/02 - Vaeschanan/5783/Vaeschanan 5783.docx
+++ b/Files/05 - Devarim/02 - Vaeschanan/5783/Vaeschanan 5783.docx
@@ -596,31 +596,7 @@
         <w:rPr>
           <w:rFonts w:ascii="Times New Roman" w:hAnsi="Times New Roman" w:cs="Times New Roman"/>
         </w:rPr>
-        <w:t xml:space="preserve"> </w:t>
-      </w:r>
-      <w:r>
-        <w:rPr>
-          <w:rFonts w:ascii="Times New Roman" w:hAnsi="Times New Roman" w:cs="Times New Roman"/>
-        </w:rPr>
-        <w:t xml:space="preserve">Rav Steinberg says that he </w:t>
-      </w:r>
-      <w:r>
-        <w:rPr>
-          <w:rFonts w:ascii="Times New Roman" w:hAnsi="Times New Roman" w:cs="Times New Roman"/>
-        </w:rPr>
-        <w:t xml:space="preserve">himself </w:t>
-      </w:r>
-      <w:r>
-        <w:rPr>
-          <w:rFonts w:ascii="Times New Roman" w:hAnsi="Times New Roman" w:cs="Times New Roman"/>
-        </w:rPr>
-        <w:t xml:space="preserve">heard from </w:t>
-      </w:r>
-      <w:r>
-        <w:rPr>
-          <w:rFonts w:ascii="Times New Roman" w:hAnsi="Times New Roman" w:cs="Times New Roman"/>
-        </w:rPr>
-        <w:t>R</w:t>
+        <w:t xml:space="preserve"> R</w:t>
       </w:r>
       <w:r>
         <w:rPr>
@@ -638,25 +614,7 @@
         <w:rPr>
           <w:rFonts w:ascii="Times New Roman" w:hAnsi="Times New Roman" w:cs="Times New Roman"/>
         </w:rPr>
-        <w:t xml:space="preserve">that one time, </w:t>
-      </w:r>
-      <w:r>
-        <w:rPr>
-          <w:rFonts w:ascii="Times New Roman" w:hAnsi="Times New Roman" w:cs="Times New Roman"/>
-        </w:rPr>
-        <w:t>R</w:t>
-      </w:r>
-      <w:r>
-        <w:rPr>
-          <w:rFonts w:ascii="Times New Roman" w:hAnsi="Times New Roman" w:cs="Times New Roman"/>
-        </w:rPr>
-        <w:t>’</w:t>
-      </w:r>
-      <w:r>
-        <w:rPr>
-          <w:rFonts w:ascii="Times New Roman" w:hAnsi="Times New Roman" w:cs="Times New Roman"/>
-        </w:rPr>
-        <w:t xml:space="preserve"> Yaakov </w:t>
+        <w:t xml:space="preserve">once </w:t>
       </w:r>
       <w:r>
         <w:rPr>
@@ -718,7 +676,19 @@
         <w:rPr>
           <w:rFonts w:ascii="Times New Roman" w:hAnsi="Times New Roman" w:cs="Times New Roman"/>
         </w:rPr>
-        <w:t>asked them “In Lecha Dodi is says</w:t>
+        <w:t>asked them “In Lecha Dodi i</w:t>
+      </w:r>
+      <w:r>
+        <w:rPr>
+          <w:rFonts w:ascii="Times New Roman" w:hAnsi="Times New Roman" w:cs="Times New Roman"/>
+        </w:rPr>
+        <w:t>t</w:t>
+      </w:r>
+      <w:r>
+        <w:rPr>
+          <w:rFonts w:ascii="Times New Roman" w:hAnsi="Times New Roman" w:cs="Times New Roman"/>
+        </w:rPr>
+        <w:t xml:space="preserve"> says</w:t>
       </w:r>
       <w:r>
         <w:rPr>
@@ -923,19 +893,19 @@
         <w:rPr>
           <w:rFonts w:ascii="Times New Roman" w:hAnsi="Times New Roman" w:cs="Times New Roman"/>
         </w:rPr>
-        <w:t xml:space="preserve"> And he says, and that</w:t>
-      </w:r>
-      <w:r>
-        <w:rPr>
-          <w:rFonts w:ascii="Times New Roman" w:hAnsi="Times New Roman" w:cs="Times New Roman"/>
-        </w:rPr>
-        <w:t>’</w:t>
-      </w:r>
-      <w:r>
-        <w:rPr>
-          <w:rFonts w:ascii="Times New Roman" w:hAnsi="Times New Roman" w:cs="Times New Roman"/>
-        </w:rPr>
-        <w:t xml:space="preserve">s what you see in </w:t>
+        <w:t xml:space="preserve"> </w:t>
+      </w:r>
+      <w:r>
+        <w:rPr>
+          <w:rFonts w:ascii="Times New Roman" w:hAnsi="Times New Roman" w:cs="Times New Roman"/>
+        </w:rPr>
+        <w:t>which is</w:t>
+      </w:r>
+      <w:r>
+        <w:rPr>
+          <w:rFonts w:ascii="Times New Roman" w:hAnsi="Times New Roman" w:cs="Times New Roman"/>
+        </w:rPr>
+        <w:t xml:space="preserve"> what you see in </w:t>
       </w:r>
       <w:r>
         <w:rPr>
@@ -947,28 +917,7 @@
         <w:rPr>
           <w:rFonts w:ascii="Times New Roman" w:hAnsi="Times New Roman" w:cs="Times New Roman"/>
         </w:rPr>
-        <w:t xml:space="preserve"> shul, on whatever they have as a depiction of the </w:t>
-      </w:r>
-      <w:r>
-        <w:rPr>
-          <w:rFonts w:ascii="Times New Roman" w:hAnsi="Times New Roman" w:cs="Times New Roman" w:hint="cs"/>
-          <w:rtl/>
-        </w:rPr>
-        <w:t>עשרת</w:t>
-      </w:r>
-      <w:r>
-        <w:rPr>
-          <w:rFonts w:ascii="Times New Roman" w:hAnsi="Times New Roman" w:cs="Times New Roman"/>
-          <w:rtl/>
-        </w:rPr>
-        <w:t xml:space="preserve"> </w:t>
-      </w:r>
-      <w:r>
-        <w:rPr>
-          <w:rFonts w:ascii="Times New Roman" w:hAnsi="Times New Roman" w:cs="Times New Roman" w:hint="cs"/>
-          <w:rtl/>
-        </w:rPr>
-        <w:t>הדברות</w:t>
+        <w:t xml:space="preserve"> shul</w:t>
       </w:r>
       <w:r>
         <w:rPr>
@@ -1020,13 +969,19 @@
         <w:rPr>
           <w:rFonts w:ascii="Times New Roman" w:hAnsi="Times New Roman" w:cs="Times New Roman"/>
         </w:rPr>
+        <w:t>.</w:t>
+      </w:r>
+      <w:r>
+        <w:rPr>
+          <w:rFonts w:ascii="Times New Roman" w:hAnsi="Times New Roman" w:cs="Times New Roman"/>
+        </w:rPr>
         <w:t>”</w:t>
       </w:r>
       <w:r>
         <w:rPr>
           <w:rFonts w:ascii="Times New Roman" w:hAnsi="Times New Roman" w:cs="Times New Roman"/>
         </w:rPr>
-        <w:t xml:space="preserve">. </w:t>
+        <w:t xml:space="preserve"> </w:t>
       </w:r>
       <w:r>
         <w:rPr>
@@ -1056,7 +1011,19 @@
         <w:rPr>
           <w:rFonts w:ascii="Times New Roman" w:hAnsi="Times New Roman" w:cs="Times New Roman"/>
         </w:rPr>
-        <w:t>“How do you know that? The boy replied</w:t>
+        <w:t>“How do you know that?</w:t>
+      </w:r>
+      <w:r>
+        <w:rPr>
+          <w:rFonts w:ascii="Times New Roman" w:hAnsi="Times New Roman" w:cs="Times New Roman"/>
+        </w:rPr>
+        <w:t>”</w:t>
+      </w:r>
+      <w:r>
+        <w:rPr>
+          <w:rFonts w:ascii="Times New Roman" w:hAnsi="Times New Roman" w:cs="Times New Roman"/>
+        </w:rPr>
+        <w:t xml:space="preserve"> The boy replied</w:t>
       </w:r>
       <w:r>
         <w:rPr>
@@ -1141,7 +1108,7 @@
         <w:rPr>
           <w:rFonts w:ascii="Times New Roman" w:hAnsi="Times New Roman" w:cs="Times New Roman"/>
         </w:rPr>
-        <w:t xml:space="preserve">“In Shabbos shachris: </w:t>
+        <w:t>“In Shabbos shachris:</w:t>
       </w:r>
       <w:r>
         <w:rPr>
@@ -1553,7 +1520,13 @@
         <w:rPr>
           <w:rFonts w:ascii="Times New Roman" w:hAnsi="Times New Roman" w:cs="Times New Roman"/>
         </w:rPr>
-        <w:t xml:space="preserve"> had written on it </w:t>
+        <w:t xml:space="preserve"> had written on them</w:t>
+      </w:r>
+      <w:r>
+        <w:rPr>
+          <w:rFonts w:ascii="Times New Roman" w:hAnsi="Times New Roman" w:cs="Times New Roman"/>
+        </w:rPr>
+        <w:t xml:space="preserve"> </w:t>
       </w:r>
       <w:r>
         <w:rPr>
@@ -1580,7 +1553,7 @@
         <w:rPr>
           <w:rFonts w:ascii="Times New Roman" w:hAnsi="Times New Roman" w:cs="Times New Roman"/>
         </w:rPr>
-        <w:t xml:space="preserve">, not </w:t>
+        <w:t>, not</w:t>
       </w:r>
       <w:r>
         <w:rPr>
@@ -1716,25 +1689,25 @@
           <w:rFonts w:ascii="Times New Roman" w:hAnsi="Times New Roman" w:cs="Times New Roman" w:hint="cs"/>
           <w:rtl/>
         </w:rPr>
+        <w:t>שמור</w:t>
+      </w:r>
+      <w:r>
+        <w:rPr>
+          <w:rFonts w:ascii="Times New Roman" w:hAnsi="Times New Roman" w:cs="Times New Roman"/>
+        </w:rPr>
+        <w:t xml:space="preserve"> and </w:t>
+      </w:r>
+      <w:r>
+        <w:rPr>
+          <w:rFonts w:ascii="Times New Roman" w:hAnsi="Times New Roman" w:cs="Times New Roman" w:hint="cs"/>
+          <w:rtl/>
+        </w:rPr>
         <w:t>זכור</w:t>
       </w:r>
       <w:r>
         <w:rPr>
           <w:rFonts w:ascii="Times New Roman" w:hAnsi="Times New Roman" w:cs="Times New Roman"/>
         </w:rPr>
-        <w:t xml:space="preserve"> and </w:t>
-      </w:r>
-      <w:r>
-        <w:rPr>
-          <w:rFonts w:ascii="Times New Roman" w:hAnsi="Times New Roman" w:cs="Times New Roman" w:hint="cs"/>
-          <w:rtl/>
-        </w:rPr>
-        <w:t>שמור</w:t>
-      </w:r>
-      <w:r>
-        <w:rPr>
-          <w:rFonts w:ascii="Times New Roman" w:hAnsi="Times New Roman" w:cs="Times New Roman"/>
-        </w:rPr>
         <w:t xml:space="preserve">? What is the message? What is the concept? What are we trying to learn from this? </w:t>
       </w:r>
       <w:r>
@@ -1832,15 +1805,27 @@
       </w:r>
       <w:r>
         <w:rPr>
-          <w:rFonts w:ascii="Times New Roman" w:hAnsi="Times New Roman" w:cs="Times New Roman" w:hint="eastAsia"/>
-        </w:rPr>
-        <w:t xml:space="preserve"> </w:t>
-      </w:r>
-      <w:r>
-        <w:rPr>
-          <w:rFonts w:ascii="Times New Roman" w:hAnsi="Times New Roman" w:cs="Times New Roman"/>
-        </w:rPr>
-        <w:t>and Shabbos, one of our most prized possessions of all.</w:t>
+          <w:rFonts w:ascii="Times New Roman" w:hAnsi="Times New Roman" w:cs="Times New Roman"/>
+        </w:rPr>
+        <w:t xml:space="preserve">. </w:t>
+      </w:r>
+      <w:r>
+        <w:rPr>
+          <w:rFonts w:ascii="Times New Roman" w:hAnsi="Times New Roman" w:cs="Times New Roman"/>
+        </w:rPr>
+        <w:t>Shabbos</w:t>
+      </w:r>
+      <w:r>
+        <w:rPr>
+          <w:rFonts w:ascii="Times New Roman" w:hAnsi="Times New Roman" w:cs="Times New Roman"/>
+        </w:rPr>
+        <w:t xml:space="preserve"> is</w:t>
+      </w:r>
+      <w:r>
+        <w:rPr>
+          <w:rFonts w:ascii="Times New Roman" w:hAnsi="Times New Roman" w:cs="Times New Roman"/>
+        </w:rPr>
+        <w:t xml:space="preserve"> one of our most prized possessions of all.</w:t>
       </w:r>
       <w:r>
         <w:rPr>
@@ -1893,7 +1878,19 @@
         <w:rPr>
           <w:rFonts w:ascii="Times New Roman" w:hAnsi="Times New Roman" w:cs="Times New Roman"/>
         </w:rPr>
-        <w:t>, the more we learn what we should be doing. Just a tiny example: I used to love to put scallions into my chicken soup on Friday night. Rabbi Oelbaum</w:t>
+        <w:t xml:space="preserve">, the more we learn </w:t>
+      </w:r>
+      <w:r>
+        <w:rPr>
+          <w:rFonts w:ascii="Times New Roman" w:hAnsi="Times New Roman" w:cs="Times New Roman"/>
+        </w:rPr>
+        <w:t>how to do it right</w:t>
+      </w:r>
+      <w:r>
+        <w:rPr>
+          <w:rFonts w:ascii="Times New Roman" w:hAnsi="Times New Roman" w:cs="Times New Roman"/>
+        </w:rPr>
+        <w:t>. Just a tiny example: I used to love to put scallions into my chicken soup on Friday night. Rabbi Oelbaum</w:t>
       </w:r>
       <w:r>
         <w:rPr>
@@ -1948,14 +1945,21 @@
           <w:rFonts w:ascii="Times New Roman" w:hAnsi="Times New Roman" w:cs="Times New Roman" w:hint="cs"/>
           <w:rtl/>
         </w:rPr>
-        <w:t>קלי</w:t>
-      </w:r>
-      <w:r>
-        <w:rPr>
-          <w:rFonts w:ascii="Times New Roman" w:hAnsi="Times New Roman" w:cs="Times New Roman"/>
-          <w:rtl/>
-        </w:rPr>
-        <w:t xml:space="preserve"> </w:t>
+        <w:t>קַלֵי</w:t>
+      </w:r>
+      <w:r>
+        <w:rPr>
+          <w:rFonts w:ascii="Times New Roman" w:hAnsi="Times New Roman" w:cs="Times New Roman"/>
+          <w:rtl/>
+        </w:rPr>
+        <w:t xml:space="preserve"> </w:t>
+      </w:r>
+      <w:r>
+        <w:rPr>
+          <w:rFonts w:ascii="Times New Roman" w:hAnsi="Times New Roman" w:cs="Times New Roman" w:hint="cs"/>
+          <w:rtl/>
+        </w:rPr>
+        <w:t>ה</w:t>
       </w:r>
       <w:r>
         <w:rPr>
@@ -2050,21 +2054,34 @@
         <w:rPr>
           <w:rFonts w:ascii="Times New Roman" w:hAnsi="Times New Roman" w:cs="Times New Roman"/>
         </w:rPr>
-        <w:t xml:space="preserve">by things that are </w:t>
-      </w:r>
-      <w:r>
-        <w:rPr>
-          <w:rFonts w:ascii="Times New Roman" w:hAnsi="Times New Roman" w:cs="Times New Roman" w:hint="cs"/>
-          <w:rtl/>
-        </w:rPr>
-        <w:t>קלי</w:t>
-      </w:r>
-      <w:r>
-        <w:rPr>
-          <w:rFonts w:ascii="Times New Roman" w:hAnsi="Times New Roman" w:cs="Times New Roman"/>
-          <w:rtl/>
-        </w:rPr>
-        <w:t xml:space="preserve"> </w:t>
+        <w:t>with foods</w:t>
+      </w:r>
+      <w:r>
+        <w:rPr>
+          <w:rFonts w:ascii="Times New Roman" w:hAnsi="Times New Roman" w:cs="Times New Roman"/>
+        </w:rPr>
+        <w:t xml:space="preserve"> that are </w:t>
+      </w:r>
+      <w:r>
+        <w:rPr>
+          <w:rFonts w:ascii="Times New Roman" w:hAnsi="Times New Roman" w:cs="Times New Roman" w:hint="cs"/>
+          <w:rtl/>
+        </w:rPr>
+        <w:t>קַלֵי</w:t>
+      </w:r>
+      <w:r>
+        <w:rPr>
+          <w:rFonts w:ascii="Times New Roman" w:hAnsi="Times New Roman" w:cs="Times New Roman"/>
+          <w:rtl/>
+        </w:rPr>
+        <w:t xml:space="preserve"> </w:t>
+      </w:r>
+      <w:r>
+        <w:rPr>
+          <w:rFonts w:ascii="Times New Roman" w:hAnsi="Times New Roman" w:cs="Times New Roman" w:hint="cs"/>
+          <w:rtl/>
+        </w:rPr>
+        <w:t>ה</w:t>
       </w:r>
       <w:r>
         <w:rPr>
@@ -2123,7 +2140,13 @@
         <w:rPr>
           <w:rFonts w:ascii="Times New Roman" w:hAnsi="Times New Roman" w:cs="Times New Roman"/>
         </w:rPr>
-        <w:t>, now I don</w:t>
+        <w:t>;</w:t>
+      </w:r>
+      <w:r>
+        <w:rPr>
+          <w:rFonts w:ascii="Times New Roman" w:hAnsi="Times New Roman" w:cs="Times New Roman"/>
+        </w:rPr>
+        <w:t xml:space="preserve"> now I don</w:t>
       </w:r>
       <w:r>
         <w:rPr>
@@ -2253,7 +2276,7 @@
         <w:rPr>
           <w:rFonts w:ascii="Times New Roman" w:hAnsi="Times New Roman" w:cs="Times New Roman"/>
         </w:rPr>
-        <w:t xml:space="preserve"> better, and we will indeed be </w:t>
+        <w:t xml:space="preserve"> better, and we will indeed be</w:t>
       </w:r>
       <w:r>
         <w:rPr>
@@ -2271,24 +2294,30 @@
       </w:r>
       <w:r>
         <w:rPr>
-          <w:rFonts w:ascii="Times New Roman" w:hAnsi="Times New Roman" w:cs="Times New Roman" w:hint="cs"/>
-          <w:rtl/>
-        </w:rPr>
-        <w:t>זכור</w:t>
-      </w:r>
-      <w:r>
-        <w:rPr>
-          <w:rFonts w:ascii="Times New Roman" w:hAnsi="Times New Roman" w:cs="Times New Roman"/>
-          <w:rtl/>
-        </w:rPr>
-        <w:t xml:space="preserve"> </w:t>
-      </w:r>
-      <w:r>
-        <w:rPr>
-          <w:rFonts w:ascii="Times New Roman" w:hAnsi="Times New Roman" w:cs="Times New Roman" w:hint="cs"/>
-          <w:rtl/>
-        </w:rPr>
-        <w:t>ושמור</w:t>
+          <w:rFonts w:ascii="Times New Roman" w:hAnsi="Times New Roman" w:cs="Times New Roman"/>
+        </w:rPr>
+        <w:t xml:space="preserve"> </w:t>
+      </w:r>
+      <w:r>
+        <w:rPr>
+          <w:rFonts w:ascii="Times New Roman" w:hAnsi="Times New Roman" w:cs="Times New Roman" w:hint="cs"/>
+          <w:rtl/>
+        </w:rPr>
+        <w:t>שמור</w:t>
+      </w:r>
+      <w:r>
+        <w:rPr>
+          <w:rFonts w:ascii="Times New Roman" w:hAnsi="Times New Roman" w:cs="Times New Roman"/>
+          <w:rtl/>
+        </w:rPr>
+        <w:t xml:space="preserve"> </w:t>
+      </w:r>
+      <w:r>
+        <w:rPr>
+          <w:rFonts w:ascii="Times New Roman" w:hAnsi="Times New Roman" w:cs="Times New Roman" w:hint="cs"/>
+          <w:rtl/>
+        </w:rPr>
+        <w:t>וזכור</w:t>
       </w:r>
       <w:r>
         <w:rPr>

--- a/Files/05 - Devarim/02 - Vaeschanan/5783/Vaeschanan 5783.docx
+++ b/Files/05 - Devarim/02 - Vaeschanan/5783/Vaeschanan 5783.docx
@@ -1553,7 +1553,7 @@
         <w:rPr>
           <w:rFonts w:ascii="Times New Roman" w:hAnsi="Times New Roman" w:cs="Times New Roman"/>
         </w:rPr>
-        <w:t>, not</w:t>
+        <w:t xml:space="preserve">, not </w:t>
       </w:r>
       <w:r>
         <w:rPr>
@@ -2276,7 +2276,7 @@
         <w:rPr>
           <w:rFonts w:ascii="Times New Roman" w:hAnsi="Times New Roman" w:cs="Times New Roman"/>
         </w:rPr>
-        <w:t xml:space="preserve"> better, and we will indeed be</w:t>
+        <w:t xml:space="preserve"> better, and we will indeed be </w:t>
       </w:r>
       <w:r>
         <w:rPr>

--- a/Files/05 - Devarim/02 - Vaeschanan/5783/Vaeschanan 5783.docx
+++ b/Files/05 - Devarim/02 - Vaeschanan/5783/Vaeschanan 5783.docx
@@ -676,7 +676,19 @@
         <w:rPr>
           <w:rFonts w:ascii="Times New Roman" w:hAnsi="Times New Roman" w:cs="Times New Roman"/>
         </w:rPr>
-        <w:t>asked them “In Lecha Dodi i</w:t>
+        <w:t>asked them</w:t>
+      </w:r>
+      <w:r>
+        <w:rPr>
+          <w:rFonts w:ascii="Times New Roman" w:hAnsi="Times New Roman" w:cs="Times New Roman"/>
+        </w:rPr>
+        <w:t>,</w:t>
+      </w:r>
+      <w:r>
+        <w:rPr>
+          <w:rFonts w:ascii="Times New Roman" w:hAnsi="Times New Roman" w:cs="Times New Roman"/>
+        </w:rPr>
+        <w:t xml:space="preserve"> “In Lecha Dodi i</w:t>
       </w:r>
       <w:r>
         <w:rPr>
@@ -861,7 +873,19 @@
         <w:rPr>
           <w:rFonts w:ascii="Times New Roman" w:hAnsi="Times New Roman" w:cs="Times New Roman"/>
         </w:rPr>
-        <w:t xml:space="preserve">, and they all said “It said </w:t>
+        <w:t>, and they all said</w:t>
+      </w:r>
+      <w:r>
+        <w:rPr>
+          <w:rFonts w:ascii="Times New Roman" w:hAnsi="Times New Roman" w:cs="Times New Roman"/>
+        </w:rPr>
+        <w:t>,</w:t>
+      </w:r>
+      <w:r>
+        <w:rPr>
+          <w:rFonts w:ascii="Times New Roman" w:hAnsi="Times New Roman" w:cs="Times New Roman"/>
+        </w:rPr>
+        <w:t xml:space="preserve"> “It said </w:t>
       </w:r>
       <w:r>
         <w:rPr>
@@ -1005,7 +1029,19 @@
         <w:rPr>
           <w:rFonts w:ascii="Times New Roman" w:hAnsi="Times New Roman" w:cs="Times New Roman"/>
         </w:rPr>
-        <w:t xml:space="preserve">asked him </w:t>
+        <w:t>asked him</w:t>
+      </w:r>
+      <w:r>
+        <w:rPr>
+          <w:rFonts w:ascii="Times New Roman" w:hAnsi="Times New Roman" w:cs="Times New Roman"/>
+        </w:rPr>
+        <w:t>,</w:t>
+      </w:r>
+      <w:r>
+        <w:rPr>
+          <w:rFonts w:ascii="Times New Roman" w:hAnsi="Times New Roman" w:cs="Times New Roman"/>
+        </w:rPr>
+        <w:t xml:space="preserve"> </w:t>
       </w:r>
       <w:r>
         <w:rPr>
@@ -1029,6 +1065,12 @@
         <w:rPr>
           <w:rFonts w:ascii="Times New Roman" w:hAnsi="Times New Roman" w:cs="Times New Roman"/>
         </w:rPr>
+        <w:t>,</w:t>
+      </w:r>
+      <w:r>
+        <w:rPr>
+          <w:rFonts w:ascii="Times New Roman" w:hAnsi="Times New Roman" w:cs="Times New Roman"/>
+        </w:rPr>
         <w:t xml:space="preserve"> </w:t>
       </w:r>
       <w:r>
@@ -1102,7 +1144,19 @@
         <w:rPr>
           <w:rFonts w:ascii="Times New Roman" w:hAnsi="Times New Roman" w:cs="Times New Roman"/>
         </w:rPr>
-        <w:t xml:space="preserve">answered </w:t>
+        <w:t>answered</w:t>
+      </w:r>
+      <w:r>
+        <w:rPr>
+          <w:rFonts w:ascii="Times New Roman" w:hAnsi="Times New Roman" w:cs="Times New Roman"/>
+        </w:rPr>
+        <w:t>,</w:t>
+      </w:r>
+      <w:r>
+        <w:rPr>
+          <w:rFonts w:ascii="Times New Roman" w:hAnsi="Times New Roman" w:cs="Times New Roman"/>
+        </w:rPr>
+        <w:t xml:space="preserve"> </w:t>
       </w:r>
       <w:r>
         <w:rPr>
@@ -1553,7 +1607,7 @@
         <w:rPr>
           <w:rFonts w:ascii="Times New Roman" w:hAnsi="Times New Roman" w:cs="Times New Roman"/>
         </w:rPr>
-        <w:t xml:space="preserve">, not </w:t>
+        <w:t>, not</w:t>
       </w:r>
       <w:r>
         <w:rPr>
@@ -2276,7 +2330,7 @@
         <w:rPr>
           <w:rFonts w:ascii="Times New Roman" w:hAnsi="Times New Roman" w:cs="Times New Roman"/>
         </w:rPr>
-        <w:t xml:space="preserve"> better, and we will indeed be </w:t>
+        <w:t xml:space="preserve"> better, and we will indeed be</w:t>
       </w:r>
       <w:r>
         <w:rPr>

--- a/Files/05 - Devarim/02 - Vaeschanan/5783/Vaeschanan 5783.docx
+++ b/Files/05 - Devarim/02 - Vaeschanan/5783/Vaeschanan 5783.docx
@@ -1607,7 +1607,7 @@
         <w:rPr>
           <w:rFonts w:ascii="Times New Roman" w:hAnsi="Times New Roman" w:cs="Times New Roman"/>
         </w:rPr>
-        <w:t>, not</w:t>
+        <w:t xml:space="preserve">, not </w:t>
       </w:r>
       <w:r>
         <w:rPr>
@@ -2330,7 +2330,7 @@
         <w:rPr>
           <w:rFonts w:ascii="Times New Roman" w:hAnsi="Times New Roman" w:cs="Times New Roman"/>
         </w:rPr>
-        <w:t xml:space="preserve"> better, and we will indeed be</w:t>
+        <w:t xml:space="preserve"> better, and we will indeed be </w:t>
       </w:r>
       <w:r>
         <w:rPr>
